--- a/downloads/production/kdp/proof-decision-application/lady-d-proof-decision-application-pack.docx
+++ b/downloads/production/kdp/proof-decision-application/lady-d-proof-decision-application-pack.docx
@@ -63,7 +63,7 @@
           <w:color w:val="59606C"/>
           <w:sz w:val="18"/>
         </w:rPr>
-        <w:t>Generated 2026-07-01 from commit 6ab403d</w:t>
+        <w:t>Generated 2026-07-01 from commit 9aab4b1</w:t>
       </w:r>
     </w:p>
     <w:p>

--- a/downloads/production/kdp/proof-decision-application/lady-d-proof-decision-application-pack.docx
+++ b/downloads/production/kdp/proof-decision-application/lady-d-proof-decision-application-pack.docx
@@ -63,7 +63,7 @@
           <w:color w:val="59606C"/>
           <w:sz w:val="18"/>
         </w:rPr>
-        <w:t>Generated 2026-07-01 from commit 9aab4b1</w:t>
+        <w:t>Generated 2026-07-01 from commit d6774d4</w:t>
       </w:r>
     </w:p>
     <w:p>

--- a/downloads/production/kdp/proof-decision-application/lady-d-proof-decision-application-pack.docx
+++ b/downloads/production/kdp/proof-decision-application/lady-d-proof-decision-application-pack.docx
@@ -63,7 +63,7 @@
           <w:color w:val="59606C"/>
           <w:sz w:val="18"/>
         </w:rPr>
-        <w:t>Generated 2026-07-01 from commit d6774d4</w:t>
+        <w:t>Generated 2026-07-01 from commit 575ac63</w:t>
       </w:r>
     </w:p>
     <w:p>

--- a/downloads/production/kdp/proof-decision-application/lady-d-proof-decision-application-pack.docx
+++ b/downloads/production/kdp/proof-decision-application/lady-d-proof-decision-application-pack.docx
@@ -63,7 +63,7 @@
           <w:color w:val="59606C"/>
           <w:sz w:val="18"/>
         </w:rPr>
-        <w:t>Generated 2026-07-01 from commit 575ac63</w:t>
+        <w:t>Generated 2026-07-01 from commit 30c0fa4</w:t>
       </w:r>
     </w:p>
     <w:p>

--- a/downloads/production/kdp/proof-decision-application/lady-d-proof-decision-application-pack.docx
+++ b/downloads/production/kdp/proof-decision-application/lady-d-proof-decision-application-pack.docx
@@ -63,7 +63,7 @@
           <w:color w:val="59606C"/>
           <w:sz w:val="18"/>
         </w:rPr>
-        <w:t>Generated 2026-07-01 from commit 30c0fa4</w:t>
+        <w:t>Generated 2026-07-01 from commit ff233b2</w:t>
       </w:r>
     </w:p>
     <w:p>

--- a/downloads/production/kdp/proof-decision-application/lady-d-proof-decision-application-pack.docx
+++ b/downloads/production/kdp/proof-decision-application/lady-d-proof-decision-application-pack.docx
@@ -63,7 +63,7 @@
           <w:color w:val="59606C"/>
           <w:sz w:val="18"/>
         </w:rPr>
-        <w:t>Generated 2026-07-01 from commit ff233b2</w:t>
+        <w:t>Generated 2026-07-01 from commit 35b2cb1</w:t>
       </w:r>
     </w:p>
     <w:p>

--- a/downloads/production/kdp/proof-decision-application/lady-d-proof-decision-application-pack.docx
+++ b/downloads/production/kdp/proof-decision-application/lady-d-proof-decision-application-pack.docx
@@ -63,7 +63,7 @@
           <w:color w:val="59606C"/>
           <w:sz w:val="18"/>
         </w:rPr>
-        <w:t>Generated 2026-07-01 from commit 35b2cb1</w:t>
+        <w:t>Generated 2026-07-01 from commit 903eb16</w:t>
       </w:r>
     </w:p>
     <w:p>

--- a/downloads/production/kdp/proof-decision-application/lady-d-proof-decision-application-pack.docx
+++ b/downloads/production/kdp/proof-decision-application/lady-d-proof-decision-application-pack.docx
@@ -63,7 +63,7 @@
           <w:color w:val="59606C"/>
           <w:sz w:val="18"/>
         </w:rPr>
-        <w:t>Generated 2026-07-01 from commit 903eb16</w:t>
+        <w:t>Generated 2026-07-01 from commit 297346e</w:t>
       </w:r>
     </w:p>
     <w:p>

--- a/downloads/production/kdp/proof-decision-application/lady-d-proof-decision-application-pack.docx
+++ b/downloads/production/kdp/proof-decision-application/lady-d-proof-decision-application-pack.docx
@@ -63,7 +63,7 @@
           <w:color w:val="59606C"/>
           <w:sz w:val="18"/>
         </w:rPr>
-        <w:t>Generated 2026-07-01 from commit 297346e</w:t>
+        <w:t>Generated 2026-07-01 from commit e1226cb</w:t>
       </w:r>
     </w:p>
     <w:p>

--- a/downloads/production/kdp/proof-decision-application/lady-d-proof-decision-application-pack.docx
+++ b/downloads/production/kdp/proof-decision-application/lady-d-proof-decision-application-pack.docx
@@ -63,7 +63,7 @@
           <w:color w:val="59606C"/>
           <w:sz w:val="18"/>
         </w:rPr>
-        <w:t>Generated 2026-07-01 from commit e1226cb</w:t>
+        <w:t>Generated 2026-07-01 from commit c500c77</w:t>
       </w:r>
     </w:p>
     <w:p>

--- a/downloads/production/kdp/proof-decision-application/lady-d-proof-decision-application-pack.docx
+++ b/downloads/production/kdp/proof-decision-application/lady-d-proof-decision-application-pack.docx
@@ -63,7 +63,7 @@
           <w:color w:val="59606C"/>
           <w:sz w:val="18"/>
         </w:rPr>
-        <w:t>Generated 2026-07-01 from commit c500c77</w:t>
+        <w:t>Generated 2026-07-01 from commit 245a378</w:t>
       </w:r>
     </w:p>
     <w:p>

--- a/downloads/production/kdp/proof-decision-application/lady-d-proof-decision-application-pack.docx
+++ b/downloads/production/kdp/proof-decision-application/lady-d-proof-decision-application-pack.docx
@@ -63,7 +63,7 @@
           <w:color w:val="59606C"/>
           <w:sz w:val="18"/>
         </w:rPr>
-        <w:t>Generated 2026-07-01 from commit 245a378</w:t>
+        <w:t>Generated 2026-07-01 from commit b12ddeb</w:t>
       </w:r>
     </w:p>
     <w:p>

--- a/downloads/production/kdp/proof-decision-application/lady-d-proof-decision-application-pack.docx
+++ b/downloads/production/kdp/proof-decision-application/lady-d-proof-decision-application-pack.docx
@@ -63,7 +63,7 @@
           <w:color w:val="59606C"/>
           <w:sz w:val="18"/>
         </w:rPr>
-        <w:t>Generated 2026-07-01 from commit b12ddeb</w:t>
+        <w:t>Generated 2026-07-01 from commit 0f0d1c4</w:t>
       </w:r>
     </w:p>
     <w:p>

--- a/downloads/production/kdp/proof-decision-application/lady-d-proof-decision-application-pack.docx
+++ b/downloads/production/kdp/proof-decision-application/lady-d-proof-decision-application-pack.docx
@@ -63,7 +63,7 @@
           <w:color w:val="59606C"/>
           <w:sz w:val="18"/>
         </w:rPr>
-        <w:t>Generated 2026-07-01 from commit 0f0d1c4</w:t>
+        <w:t>Generated 2026-07-01 from commit f85e049</w:t>
       </w:r>
     </w:p>
     <w:p>

--- a/downloads/production/kdp/proof-decision-application/lady-d-proof-decision-application-pack.docx
+++ b/downloads/production/kdp/proof-decision-application/lady-d-proof-decision-application-pack.docx
@@ -63,7 +63,7 @@
           <w:color w:val="59606C"/>
           <w:sz w:val="18"/>
         </w:rPr>
-        <w:t>Generated 2026-07-01 from commit f85e049</w:t>
+        <w:t>Generated 2026-07-01 from commit b4f7c7a</w:t>
       </w:r>
     </w:p>
     <w:p>

--- a/downloads/production/kdp/proof-decision-application/lady-d-proof-decision-application-pack.docx
+++ b/downloads/production/kdp/proof-decision-application/lady-d-proof-decision-application-pack.docx
@@ -63,7 +63,7 @@
           <w:color w:val="59606C"/>
           <w:sz w:val="18"/>
         </w:rPr>
-        <w:t>Generated 2026-07-01 from commit b4f7c7a</w:t>
+        <w:t>Generated 2026-07-01 from commit 02fe20d</w:t>
       </w:r>
     </w:p>
     <w:p>

--- a/downloads/production/kdp/proof-decision-application/lady-d-proof-decision-application-pack.docx
+++ b/downloads/production/kdp/proof-decision-application/lady-d-proof-decision-application-pack.docx
@@ -63,7 +63,7 @@
           <w:color w:val="59606C"/>
           <w:sz w:val="18"/>
         </w:rPr>
-        <w:t>Generated 2026-07-01 from commit 02fe20d</w:t>
+        <w:t>Generated 2026-07-01 from commit 1d46ff6</w:t>
       </w:r>
     </w:p>
     <w:p>

--- a/downloads/production/kdp/proof-decision-application/lady-d-proof-decision-application-pack.docx
+++ b/downloads/production/kdp/proof-decision-application/lady-d-proof-decision-application-pack.docx
@@ -63,7 +63,7 @@
           <w:color w:val="59606C"/>
           <w:sz w:val="18"/>
         </w:rPr>
-        <w:t>Generated 2026-07-01 from commit 1d46ff6</w:t>
+        <w:t>Generated 2026-07-01 from commit 9ab860c</w:t>
       </w:r>
     </w:p>
     <w:p>

--- a/downloads/production/kdp/proof-decision-application/lady-d-proof-decision-application-pack.docx
+++ b/downloads/production/kdp/proof-decision-application/lady-d-proof-decision-application-pack.docx
@@ -63,7 +63,7 @@
           <w:color w:val="59606C"/>
           <w:sz w:val="18"/>
         </w:rPr>
-        <w:t>Generated 2026-07-01 from commit 9ab860c</w:t>
+        <w:t>Generated 2026-07-01 from commit d3a8466</w:t>
       </w:r>
     </w:p>
     <w:p>

--- a/downloads/production/kdp/proof-decision-application/lady-d-proof-decision-application-pack.docx
+++ b/downloads/production/kdp/proof-decision-application/lady-d-proof-decision-application-pack.docx
@@ -63,7 +63,7 @@
           <w:color w:val="59606C"/>
           <w:sz w:val="18"/>
         </w:rPr>
-        <w:t>Generated 2026-07-01 from commit d3a8466</w:t>
+        <w:t>Generated 2026-07-01 from commit 5b26ab4</w:t>
       </w:r>
     </w:p>
     <w:p>

--- a/downloads/production/kdp/proof-decision-application/lady-d-proof-decision-application-pack.docx
+++ b/downloads/production/kdp/proof-decision-application/lady-d-proof-decision-application-pack.docx
@@ -63,7 +63,7 @@
           <w:color w:val="59606C"/>
           <w:sz w:val="18"/>
         </w:rPr>
-        <w:t>Generated 2026-07-01 from commit 5b26ab4</w:t>
+        <w:t>Generated 2026-07-01 from commit 0cb5e77</w:t>
       </w:r>
     </w:p>
     <w:p>

--- a/downloads/production/kdp/proof-decision-application/lady-d-proof-decision-application-pack.docx
+++ b/downloads/production/kdp/proof-decision-application/lady-d-proof-decision-application-pack.docx
@@ -63,7 +63,7 @@
           <w:color w:val="59606C"/>
           <w:sz w:val="18"/>
         </w:rPr>
-        <w:t>Generated 2026-07-01 from commit 0cb5e77</w:t>
+        <w:t>Generated 2026-07-01 from commit 4b0cdbe</w:t>
       </w:r>
     </w:p>
     <w:p>

--- a/downloads/production/kdp/proof-decision-application/lady-d-proof-decision-application-pack.docx
+++ b/downloads/production/kdp/proof-decision-application/lady-d-proof-decision-application-pack.docx
@@ -63,7 +63,7 @@
           <w:color w:val="59606C"/>
           <w:sz w:val="18"/>
         </w:rPr>
-        <w:t>Generated 2026-07-01 from commit 4b0cdbe</w:t>
+        <w:t>Generated 2026-07-01 from commit 22a8dfa</w:t>
       </w:r>
     </w:p>
     <w:p>

--- a/downloads/production/kdp/proof-decision-application/lady-d-proof-decision-application-pack.docx
+++ b/downloads/production/kdp/proof-decision-application/lady-d-proof-decision-application-pack.docx
@@ -63,7 +63,7 @@
           <w:color w:val="59606C"/>
           <w:sz w:val="18"/>
         </w:rPr>
-        <w:t>Generated 2026-07-01 from commit 22a8dfa</w:t>
+        <w:t>Generated 2026-07-01 from commit 266943b</w:t>
       </w:r>
     </w:p>
     <w:p>

--- a/downloads/production/kdp/proof-decision-application/lady-d-proof-decision-application-pack.docx
+++ b/downloads/production/kdp/proof-decision-application/lady-d-proof-decision-application-pack.docx
@@ -63,7 +63,7 @@
           <w:color w:val="59606C"/>
           <w:sz w:val="18"/>
         </w:rPr>
-        <w:t>Generated 2026-07-01 from commit 266943b</w:t>
+        <w:t>Generated 2026-07-01 from commit 4f38f69</w:t>
       </w:r>
     </w:p>
     <w:p>

--- a/downloads/production/kdp/proof-decision-application/lady-d-proof-decision-application-pack.docx
+++ b/downloads/production/kdp/proof-decision-application/lady-d-proof-decision-application-pack.docx
@@ -63,7 +63,7 @@
           <w:color w:val="59606C"/>
           <w:sz w:val="18"/>
         </w:rPr>
-        <w:t>Generated 2026-07-01 from commit 4f38f69</w:t>
+        <w:t>Generated 2026-07-01 from commit 4840631</w:t>
       </w:r>
     </w:p>
     <w:p>

--- a/downloads/production/kdp/proof-decision-application/lady-d-proof-decision-application-pack.docx
+++ b/downloads/production/kdp/proof-decision-application/lady-d-proof-decision-application-pack.docx
@@ -63,7 +63,7 @@
           <w:color w:val="59606C"/>
           <w:sz w:val="18"/>
         </w:rPr>
-        <w:t>Generated 2026-07-01 from commit 4840631</w:t>
+        <w:t>Generated 2026-07-01 from commit 28132c2</w:t>
       </w:r>
     </w:p>
     <w:p>

--- a/downloads/production/kdp/proof-decision-application/lady-d-proof-decision-application-pack.docx
+++ b/downloads/production/kdp/proof-decision-application/lady-d-proof-decision-application-pack.docx
@@ -63,7 +63,7 @@
           <w:color w:val="59606C"/>
           <w:sz w:val="18"/>
         </w:rPr>
-        <w:t>Generated 2026-07-01 from commit 28132c2</w:t>
+        <w:t>Generated 2026-07-01 from commit 20cc4bf</w:t>
       </w:r>
     </w:p>
     <w:p>

--- a/downloads/production/kdp/proof-decision-application/lady-d-proof-decision-application-pack.docx
+++ b/downloads/production/kdp/proof-decision-application/lady-d-proof-decision-application-pack.docx
@@ -63,7 +63,7 @@
           <w:color w:val="59606C"/>
           <w:sz w:val="18"/>
         </w:rPr>
-        <w:t>Generated 2026-07-01 from commit 20cc4bf</w:t>
+        <w:t>Generated 2026-07-01 from commit 9b18bee</w:t>
       </w:r>
     </w:p>
     <w:p>

--- a/downloads/production/kdp/proof-decision-application/lady-d-proof-decision-application-pack.docx
+++ b/downloads/production/kdp/proof-decision-application/lady-d-proof-decision-application-pack.docx
@@ -63,7 +63,7 @@
           <w:color w:val="59606C"/>
           <w:sz w:val="18"/>
         </w:rPr>
-        <w:t>Generated 2026-07-01 from commit 9b18bee</w:t>
+        <w:t>Generated 2026-07-01 from commit 65637f7</w:t>
       </w:r>
     </w:p>
     <w:p>

--- a/downloads/production/kdp/proof-decision-application/lady-d-proof-decision-application-pack.docx
+++ b/downloads/production/kdp/proof-decision-application/lady-d-proof-decision-application-pack.docx
@@ -63,7 +63,7 @@
           <w:color w:val="59606C"/>
           <w:sz w:val="18"/>
         </w:rPr>
-        <w:t>Generated 2026-07-01 from commit 65637f7</w:t>
+        <w:t>Generated 2026-07-01 from commit 6ce4793</w:t>
       </w:r>
     </w:p>
     <w:p>

--- a/downloads/production/kdp/proof-decision-application/lady-d-proof-decision-application-pack.docx
+++ b/downloads/production/kdp/proof-decision-application/lady-d-proof-decision-application-pack.docx
@@ -63,7 +63,7 @@
           <w:color w:val="59606C"/>
           <w:sz w:val="18"/>
         </w:rPr>
-        <w:t>Generated 2026-07-01 from commit 6ce4793</w:t>
+        <w:t>Generated 2026-07-01 from commit 3378820</w:t>
       </w:r>
     </w:p>
     <w:p>

--- a/downloads/production/kdp/proof-decision-application/lady-d-proof-decision-application-pack.docx
+++ b/downloads/production/kdp/proof-decision-application/lady-d-proof-decision-application-pack.docx
@@ -63,7 +63,7 @@
           <w:color w:val="59606C"/>
           <w:sz w:val="18"/>
         </w:rPr>
-        <w:t>Generated 2026-07-01 from commit 3378820</w:t>
+        <w:t>Generated 2026-07-01 from commit 4ef5fca</w:t>
       </w:r>
     </w:p>
     <w:p>

--- a/downloads/production/kdp/proof-decision-application/lady-d-proof-decision-application-pack.docx
+++ b/downloads/production/kdp/proof-decision-application/lady-d-proof-decision-application-pack.docx
@@ -63,7 +63,7 @@
           <w:color w:val="59606C"/>
           <w:sz w:val="18"/>
         </w:rPr>
-        <w:t>Generated 2026-07-01 from commit 4ef5fca</w:t>
+        <w:t>Generated 2026-07-01 from commit 0bfdac3</w:t>
       </w:r>
     </w:p>
     <w:p>

--- a/downloads/production/kdp/proof-decision-application/lady-d-proof-decision-application-pack.docx
+++ b/downloads/production/kdp/proof-decision-application/lady-d-proof-decision-application-pack.docx
@@ -63,7 +63,7 @@
           <w:color w:val="59606C"/>
           <w:sz w:val="18"/>
         </w:rPr>
-        <w:t>Generated 2026-07-01 from commit 0bfdac3</w:t>
+        <w:t>Generated 2026-07-01 from commit 13f99ab</w:t>
       </w:r>
     </w:p>
     <w:p>

--- a/downloads/production/kdp/proof-decision-application/lady-d-proof-decision-application-pack.docx
+++ b/downloads/production/kdp/proof-decision-application/lady-d-proof-decision-application-pack.docx
@@ -63,7 +63,7 @@
           <w:color w:val="59606C"/>
           <w:sz w:val="18"/>
         </w:rPr>
-        <w:t>Generated 2026-07-01 from commit 13f99ab</w:t>
+        <w:t>Generated 2026-07-01 from commit 0e8eb8d</w:t>
       </w:r>
     </w:p>
     <w:p>

--- a/downloads/production/kdp/proof-decision-application/lady-d-proof-decision-application-pack.docx
+++ b/downloads/production/kdp/proof-decision-application/lady-d-proof-decision-application-pack.docx
@@ -63,7 +63,7 @@
           <w:color w:val="59606C"/>
           <w:sz w:val="18"/>
         </w:rPr>
-        <w:t>Generated 2026-07-01 from commit 0e8eb8d</w:t>
+        <w:t>Generated 2026-07-01 from commit 7b3e6ed</w:t>
       </w:r>
     </w:p>
     <w:p>

--- a/downloads/production/kdp/proof-decision-application/lady-d-proof-decision-application-pack.docx
+++ b/downloads/production/kdp/proof-decision-application/lady-d-proof-decision-application-pack.docx
@@ -63,7 +63,7 @@
           <w:color w:val="59606C"/>
           <w:sz w:val="18"/>
         </w:rPr>
-        <w:t>Generated 2026-07-01 from commit 7b3e6ed</w:t>
+        <w:t>Generated 2026-07-01 from commit 5c4dd2c</w:t>
       </w:r>
     </w:p>
     <w:p>

--- a/downloads/production/kdp/proof-decision-application/lady-d-proof-decision-application-pack.docx
+++ b/downloads/production/kdp/proof-decision-application/lady-d-proof-decision-application-pack.docx
@@ -63,7 +63,7 @@
           <w:color w:val="59606C"/>
           <w:sz w:val="18"/>
         </w:rPr>
-        <w:t>Generated 2026-07-01 from commit 5c4dd2c</w:t>
+        <w:t>Generated 2026-07-01 from commit 55a6f74</w:t>
       </w:r>
     </w:p>
     <w:p>
